--- a/6 Управление IT-проектами (Цветкова Ирина Николаевна)/Отчет по 3 лр.docx
+++ b/6 Управление IT-проектами (Цветкова Ирина Николаевна)/Отчет по 3 лр.docx
@@ -1,6 +1,6 @@
 
 <file path=word/document.xml><?xml version="1.0" encoding="utf-8"?>
-<w:document xmlns:wpc="http://schemas.microsoft.com/office/word/2010/wordprocessingCanvas" xmlns:cx="http://schemas.microsoft.com/office/drawing/2014/chartex" xmlns:cx1="http://schemas.microsoft.com/office/drawing/2015/9/8/chartex" xmlns:cx2="http://schemas.microsoft.com/office/drawing/2015/10/21/chartex" xmlns:cx3="http://schemas.microsoft.com/office/drawing/2016/5/9/chartex" xmlns:cx4="http://schemas.microsoft.com/office/drawing/2016/5/10/chartex" xmlns:cx5="http://schemas.microsoft.com/office/drawing/2016/5/11/chartex" xmlns:cx6="http://schemas.microsoft.com/office/drawing/2016/5/12/chartex" xmlns:cx7="http://schemas.microsoft.com/office/drawing/2016/5/13/chartex" xmlns:cx8="http://schemas.microsoft.com/office/drawing/2016/5/14/chartex" xmlns:mc="http://schemas.openxmlformats.org/markup-compatibility/2006" xmlns:aink="http://schemas.microsoft.com/office/drawing/2016/ink" xmlns:am3d="http://schemas.microsoft.com/office/drawing/2017/model3d" xmlns:o="urn:schemas-microsoft-com:office:office" xmlns:r="http://schemas.openxmlformats.org/officeDocument/2006/relationships" xmlns:m="http://schemas.openxmlformats.org/officeDocument/2006/math" xmlns:v="urn:schemas-microsoft-com:vml" xmlns:wp14="http://schemas.microsoft.com/office/word/2010/wordprocessingDrawing" xmlns:wp="http://schemas.openxmlformats.org/drawingml/2006/wordprocessingDrawing" xmlns:w10="urn:schemas-microsoft-com:office:word" xmlns:w="http://schemas.openxmlformats.org/wordprocessingml/2006/main" xmlns:w14="http://schemas.microsoft.com/office/word/2010/wordml" xmlns:w15="http://schemas.microsoft.com/office/word/2012/wordml" xmlns:w16cex="http://schemas.microsoft.com/office/word/2018/wordml/cex" xmlns:w16cid="http://schemas.microsoft.com/office/word/2016/wordml/cid" xmlns:w16="http://schemas.microsoft.com/office/word/2018/wordml" xmlns:w16se="http://schemas.microsoft.com/office/word/2015/wordml/symex" xmlns:wpg="http://schemas.microsoft.com/office/word/2010/wordprocessingGroup" xmlns:wpi="http://schemas.microsoft.com/office/word/2010/wordprocessingInk" xmlns:wne="http://schemas.microsoft.com/office/word/2006/wordml" xmlns:wps="http://schemas.microsoft.com/office/word/2010/wordprocessingShape" mc:Ignorable="w14 w15 w16se w16cid w16 w16cex wp14">
+<w:document xmlns:wpc="http://schemas.microsoft.com/office/word/2010/wordprocessingCanvas" xmlns:cx="http://schemas.microsoft.com/office/drawing/2014/chartex" xmlns:cx1="http://schemas.microsoft.com/office/drawing/2015/9/8/chartex" xmlns:cx2="http://schemas.microsoft.com/office/drawing/2015/10/21/chartex" xmlns:cx3="http://schemas.microsoft.com/office/drawing/2016/5/9/chartex" xmlns:cx4="http://schemas.microsoft.com/office/drawing/2016/5/10/chartex" xmlns:cx5="http://schemas.microsoft.com/office/drawing/2016/5/11/chartex" xmlns:cx6="http://schemas.microsoft.com/office/drawing/2016/5/12/chartex" xmlns:cx7="http://schemas.microsoft.com/office/drawing/2016/5/13/chartex" xmlns:cx8="http://schemas.microsoft.com/office/drawing/2016/5/14/chartex" xmlns:mc="http://schemas.openxmlformats.org/markup-compatibility/2006" xmlns:aink="http://schemas.microsoft.com/office/drawing/2016/ink" xmlns:am3d="http://schemas.microsoft.com/office/drawing/2017/model3d" xmlns:o="urn:schemas-microsoft-com:office:office" xmlns:oel="http://schemas.microsoft.com/office/2019/extlst" xmlns:r="http://schemas.openxmlformats.org/officeDocument/2006/relationships" xmlns:m="http://schemas.openxmlformats.org/officeDocument/2006/math" xmlns:v="urn:schemas-microsoft-com:vml" xmlns:wp14="http://schemas.microsoft.com/office/word/2010/wordprocessingDrawing" xmlns:wp="http://schemas.openxmlformats.org/drawingml/2006/wordprocessingDrawing" xmlns:w10="urn:schemas-microsoft-com:office:word" xmlns:w="http://schemas.openxmlformats.org/wordprocessingml/2006/main" xmlns:w14="http://schemas.microsoft.com/office/word/2010/wordml" xmlns:w15="http://schemas.microsoft.com/office/word/2012/wordml" xmlns:w16cex="http://schemas.microsoft.com/office/word/2018/wordml/cex" xmlns:w16cid="http://schemas.microsoft.com/office/word/2016/wordml/cid" xmlns:w16="http://schemas.microsoft.com/office/word/2018/wordml" xmlns:w16sdtdh="http://schemas.microsoft.com/office/word/2020/wordml/sdtdatahash" xmlns:w16se="http://schemas.microsoft.com/office/word/2015/wordml/symex" xmlns:wpg="http://schemas.microsoft.com/office/word/2010/wordprocessingGroup" xmlns:wpi="http://schemas.microsoft.com/office/word/2010/wordprocessingInk" xmlns:wne="http://schemas.microsoft.com/office/word/2006/wordml" xmlns:wps="http://schemas.microsoft.com/office/word/2010/wordprocessingShape" mc:Ignorable="w14 w15 w16se w16cid w16 w16cex w16sdtdh wp14">
   <w:body>
     <w:p>
       <w:pPr>
@@ -64,23 +64,7 @@
           <w:sz w:val="28"/>
           <w:szCs w:val="28"/>
         </w:rPr>
-        <w:t xml:space="preserve">Цель лабораторной работы </w:t>
-      </w:r>
-      <w:r>
-        <w:rPr>
-          <w:rFonts w:ascii="Times New Roman" w:hAnsi="Times New Roman" w:cs="Times New Roman"/>
-          <w:sz w:val="28"/>
-          <w:szCs w:val="28"/>
-        </w:rPr>
-        <w:t>-</w:t>
-      </w:r>
-      <w:r>
-        <w:rPr>
-          <w:rFonts w:ascii="Times New Roman" w:hAnsi="Times New Roman" w:cs="Times New Roman"/>
-          <w:sz w:val="28"/>
-          <w:szCs w:val="28"/>
-        </w:rPr>
-        <w:t xml:space="preserve"> выявить перегруженные ресурсы в проекте разработки и внедрения информационной системы автосервиса и выполнить выравнивание загрузки ресурсов разными способами.</w:t>
+        <w:t>Цель лабораторной работы - выявить перегруженные ресурсы в проекте разработки и внедрения информационной системы автосервиса и выполнить выравнивание загрузки ресурсов разными способами.</w:t>
       </w:r>
     </w:p>
     <w:p>
@@ -123,6 +107,7 @@
           <w:rFonts w:ascii="Times New Roman" w:hAnsi="Times New Roman" w:cs="Times New Roman"/>
           <w:b/>
           <w:bCs/>
+          <w:noProof/>
           <w:sz w:val="28"/>
           <w:szCs w:val="28"/>
         </w:rPr>
@@ -183,6 +168,16 @@
           <w:sz w:val="28"/>
           <w:szCs w:val="28"/>
         </w:rPr>
+        <w:t xml:space="preserve">Способ 1. </w:t>
+      </w:r>
+      <w:r>
+        <w:rPr>
+          <w:rFonts w:ascii="Times New Roman" w:hAnsi="Times New Roman" w:cs="Times New Roman"/>
+          <w:b/>
+          <w:bCs/>
+          <w:sz w:val="28"/>
+          <w:szCs w:val="28"/>
+        </w:rPr>
         <w:t>Автоматическое выравнивание</w:t>
       </w:r>
     </w:p>
@@ -203,6 +198,7 @@
           <w:rFonts w:ascii="Times New Roman" w:hAnsi="Times New Roman" w:cs="Times New Roman"/>
           <w:b/>
           <w:bCs/>
+          <w:noProof/>
           <w:sz w:val="28"/>
           <w:szCs w:val="28"/>
         </w:rPr>
@@ -305,6 +301,7 @@
           <w:rFonts w:ascii="Times New Roman" w:hAnsi="Times New Roman" w:cs="Times New Roman"/>
           <w:b/>
           <w:bCs/>
+          <w:noProof/>
           <w:sz w:val="28"/>
           <w:szCs w:val="28"/>
         </w:rPr>
@@ -365,6 +362,16 @@
           <w:sz w:val="28"/>
           <w:szCs w:val="28"/>
         </w:rPr>
+        <w:t xml:space="preserve">Способ 2. </w:t>
+      </w:r>
+      <w:r>
+        <w:rPr>
+          <w:rFonts w:ascii="Times New Roman" w:hAnsi="Times New Roman" w:cs="Times New Roman"/>
+          <w:b/>
+          <w:bCs/>
+          <w:sz w:val="28"/>
+          <w:szCs w:val="28"/>
+        </w:rPr>
         <w:t xml:space="preserve">Ручное распределение. Делаем задачи последовательными </w:t>
       </w:r>
     </w:p>
@@ -385,6 +392,7 @@
           <w:rFonts w:ascii="Times New Roman" w:hAnsi="Times New Roman" w:cs="Times New Roman"/>
           <w:b/>
           <w:bCs/>
+          <w:noProof/>
           <w:sz w:val="28"/>
           <w:szCs w:val="28"/>
         </w:rPr>
@@ -487,6 +495,7 @@
           <w:rFonts w:ascii="Times New Roman" w:hAnsi="Times New Roman" w:cs="Times New Roman"/>
           <w:b/>
           <w:bCs/>
+          <w:noProof/>
           <w:sz w:val="28"/>
           <w:szCs w:val="28"/>
         </w:rPr>
@@ -588,6 +597,7 @@
           <w:rFonts w:ascii="Times New Roman" w:hAnsi="Times New Roman" w:cs="Times New Roman"/>
           <w:b/>
           <w:bCs/>
+          <w:noProof/>
           <w:sz w:val="28"/>
           <w:szCs w:val="28"/>
         </w:rPr>
@@ -711,6 +721,7 @@
           <w:rFonts w:ascii="Times New Roman" w:hAnsi="Times New Roman" w:cs="Times New Roman"/>
           <w:b/>
           <w:bCs/>
+          <w:noProof/>
           <w:sz w:val="28"/>
           <w:szCs w:val="28"/>
         </w:rPr>
@@ -791,6 +802,7 @@
           <w:rFonts w:ascii="Times New Roman" w:hAnsi="Times New Roman" w:cs="Times New Roman"/>
           <w:b/>
           <w:bCs/>
+          <w:noProof/>
           <w:sz w:val="28"/>
           <w:szCs w:val="28"/>
         </w:rPr>
@@ -833,24 +845,46 @@
     </w:p>
     <w:p>
       <w:pPr>
-        <w:spacing w:after="0" w:line="360" w:lineRule="auto"/>
-        <w:ind w:firstLine="709"/>
-        <w:rPr>
-          <w:rFonts w:ascii="Times New Roman" w:hAnsi="Times New Roman" w:cs="Times New Roman"/>
-          <w:b/>
-          <w:bCs/>
-          <w:sz w:val="28"/>
-          <w:szCs w:val="28"/>
-        </w:rPr>
-      </w:pPr>
-      <w:r>
-        <w:rPr>
-          <w:rFonts w:ascii="Times New Roman" w:hAnsi="Times New Roman" w:cs="Times New Roman"/>
-          <w:b/>
-          <w:bCs/>
-          <w:sz w:val="28"/>
-          <w:szCs w:val="28"/>
-        </w:rPr>
+        <w:rPr>
+          <w:rFonts w:ascii="Times New Roman" w:hAnsi="Times New Roman" w:cs="Times New Roman"/>
+          <w:b/>
+          <w:bCs/>
+          <w:sz w:val="28"/>
+          <w:szCs w:val="28"/>
+        </w:rPr>
+      </w:pPr>
+      <w:r>
+        <w:rPr>
+          <w:rFonts w:ascii="Times New Roman" w:hAnsi="Times New Roman" w:cs="Times New Roman"/>
+          <w:b/>
+          <w:bCs/>
+          <w:sz w:val="28"/>
+          <w:szCs w:val="28"/>
+        </w:rPr>
+        <w:br w:type="page"/>
+      </w:r>
+    </w:p>
+    <w:p>
+      <w:pPr>
+        <w:spacing w:after="0" w:line="360" w:lineRule="auto"/>
+        <w:ind w:firstLine="709"/>
+        <w:rPr>
+          <w:rFonts w:ascii="Times New Roman" w:hAnsi="Times New Roman" w:cs="Times New Roman"/>
+          <w:b/>
+          <w:bCs/>
+          <w:sz w:val="28"/>
+          <w:szCs w:val="28"/>
+        </w:rPr>
+      </w:pPr>
+      <w:r>
+        <w:rPr>
+          <w:rFonts w:ascii="Times New Roman" w:hAnsi="Times New Roman" w:cs="Times New Roman"/>
+          <w:b/>
+          <w:bCs/>
+          <w:sz w:val="28"/>
+          <w:szCs w:val="28"/>
+        </w:rPr>
+        <w:lastRenderedPageBreak/>
         <w:t>Способ 4 — Ручное перераспределение трудозатрат</w:t>
       </w:r>
     </w:p>
@@ -866,8 +900,6 @@
           <w:szCs w:val="28"/>
         </w:rPr>
       </w:pPr>
-      <w:bookmarkStart w:id="0" w:name="_GoBack"/>
-      <w:bookmarkEnd w:id="0"/>
     </w:p>
     <w:sectPr>
       <w:pgSz w:w="11906" w:h="16838"/>
@@ -880,7 +912,7 @@
 </file>
 
 <file path=word/styles.xml><?xml version="1.0" encoding="utf-8"?>
-<w:styles xmlns:mc="http://schemas.openxmlformats.org/markup-compatibility/2006" xmlns:r="http://schemas.openxmlformats.org/officeDocument/2006/relationships" xmlns:w="http://schemas.openxmlformats.org/wordprocessingml/2006/main" xmlns:w14="http://schemas.microsoft.com/office/word/2010/wordml" xmlns:w15="http://schemas.microsoft.com/office/word/2012/wordml" xmlns:w16cex="http://schemas.microsoft.com/office/word/2018/wordml/cex" xmlns:w16cid="http://schemas.microsoft.com/office/word/2016/wordml/cid" xmlns:w16="http://schemas.microsoft.com/office/word/2018/wordml" xmlns:w16se="http://schemas.microsoft.com/office/word/2015/wordml/symex" mc:Ignorable="w14 w15 w16se w16cid w16 w16cex">
+<w:styles xmlns:mc="http://schemas.openxmlformats.org/markup-compatibility/2006" xmlns:r="http://schemas.openxmlformats.org/officeDocument/2006/relationships" xmlns:w="http://schemas.openxmlformats.org/wordprocessingml/2006/main" xmlns:w14="http://schemas.microsoft.com/office/word/2010/wordml" xmlns:w15="http://schemas.microsoft.com/office/word/2012/wordml" xmlns:w16cex="http://schemas.microsoft.com/office/word/2018/wordml/cex" xmlns:w16cid="http://schemas.microsoft.com/office/word/2016/wordml/cid" xmlns:w16="http://schemas.microsoft.com/office/word/2018/wordml" xmlns:w16sdtdh="http://schemas.microsoft.com/office/word/2020/wordml/sdtdatahash" xmlns:w16se="http://schemas.microsoft.com/office/word/2015/wordml/symex" mc:Ignorable="w14 w15 w16se w16cid w16 w16cex w16sdtdh">
   <w:docDefaults>
     <w:rPrDefault>
       <w:rPr>

--- a/6 Управление IT-проектами (Цветкова Ирина Николаевна)/Отчет по 3 лр.docx
+++ b/6 Управление IT-проектами (Цветкова Ирина Николаевна)/Отчет по 3 лр.docx
@@ -1,6 +1,6 @@
 
 <file path=word/document.xml><?xml version="1.0" encoding="utf-8"?>
-<w:document xmlns:wpc="http://schemas.microsoft.com/office/word/2010/wordprocessingCanvas" xmlns:cx="http://schemas.microsoft.com/office/drawing/2014/chartex" xmlns:cx1="http://schemas.microsoft.com/office/drawing/2015/9/8/chartex" xmlns:cx2="http://schemas.microsoft.com/office/drawing/2015/10/21/chartex" xmlns:cx3="http://schemas.microsoft.com/office/drawing/2016/5/9/chartex" xmlns:cx4="http://schemas.microsoft.com/office/drawing/2016/5/10/chartex" xmlns:cx5="http://schemas.microsoft.com/office/drawing/2016/5/11/chartex" xmlns:cx6="http://schemas.microsoft.com/office/drawing/2016/5/12/chartex" xmlns:cx7="http://schemas.microsoft.com/office/drawing/2016/5/13/chartex" xmlns:cx8="http://schemas.microsoft.com/office/drawing/2016/5/14/chartex" xmlns:mc="http://schemas.openxmlformats.org/markup-compatibility/2006" xmlns:aink="http://schemas.microsoft.com/office/drawing/2016/ink" xmlns:am3d="http://schemas.microsoft.com/office/drawing/2017/model3d" xmlns:o="urn:schemas-microsoft-com:office:office" xmlns:oel="http://schemas.microsoft.com/office/2019/extlst" xmlns:r="http://schemas.openxmlformats.org/officeDocument/2006/relationships" xmlns:m="http://schemas.openxmlformats.org/officeDocument/2006/math" xmlns:v="urn:schemas-microsoft-com:vml" xmlns:wp14="http://schemas.microsoft.com/office/word/2010/wordprocessingDrawing" xmlns:wp="http://schemas.openxmlformats.org/drawingml/2006/wordprocessingDrawing" xmlns:w10="urn:schemas-microsoft-com:office:word" xmlns:w="http://schemas.openxmlformats.org/wordprocessingml/2006/main" xmlns:w14="http://schemas.microsoft.com/office/word/2010/wordml" xmlns:w15="http://schemas.microsoft.com/office/word/2012/wordml" xmlns:w16cex="http://schemas.microsoft.com/office/word/2018/wordml/cex" xmlns:w16cid="http://schemas.microsoft.com/office/word/2016/wordml/cid" xmlns:w16="http://schemas.microsoft.com/office/word/2018/wordml" xmlns:w16sdtdh="http://schemas.microsoft.com/office/word/2020/wordml/sdtdatahash" xmlns:w16se="http://schemas.microsoft.com/office/word/2015/wordml/symex" xmlns:wpg="http://schemas.microsoft.com/office/word/2010/wordprocessingGroup" xmlns:wpi="http://schemas.microsoft.com/office/word/2010/wordprocessingInk" xmlns:wne="http://schemas.microsoft.com/office/word/2006/wordml" xmlns:wps="http://schemas.microsoft.com/office/word/2010/wordprocessingShape" mc:Ignorable="w14 w15 w16se w16cid w16 w16cex w16sdtdh wp14">
+<w:document xmlns:wpc="http://schemas.microsoft.com/office/word/2010/wordprocessingCanvas" xmlns:cx="http://schemas.microsoft.com/office/drawing/2014/chartex" xmlns:cx1="http://schemas.microsoft.com/office/drawing/2015/9/8/chartex" xmlns:cx2="http://schemas.microsoft.com/office/drawing/2015/10/21/chartex" xmlns:cx3="http://schemas.microsoft.com/office/drawing/2016/5/9/chartex" xmlns:cx4="http://schemas.microsoft.com/office/drawing/2016/5/10/chartex" xmlns:cx5="http://schemas.microsoft.com/office/drawing/2016/5/11/chartex" xmlns:cx6="http://schemas.microsoft.com/office/drawing/2016/5/12/chartex" xmlns:cx7="http://schemas.microsoft.com/office/drawing/2016/5/13/chartex" xmlns:cx8="http://schemas.microsoft.com/office/drawing/2016/5/14/chartex" xmlns:mc="http://schemas.openxmlformats.org/markup-compatibility/2006" xmlns:aink="http://schemas.microsoft.com/office/drawing/2016/ink" xmlns:am3d="http://schemas.microsoft.com/office/drawing/2017/model3d" xmlns:o="urn:schemas-microsoft-com:office:office" xmlns:r="http://schemas.openxmlformats.org/officeDocument/2006/relationships" xmlns:m="http://schemas.openxmlformats.org/officeDocument/2006/math" xmlns:v="urn:schemas-microsoft-com:vml" xmlns:wp14="http://schemas.microsoft.com/office/word/2010/wordprocessingDrawing" xmlns:wp="http://schemas.openxmlformats.org/drawingml/2006/wordprocessingDrawing" xmlns:w10="urn:schemas-microsoft-com:office:word" xmlns:w="http://schemas.openxmlformats.org/wordprocessingml/2006/main" xmlns:w14="http://schemas.microsoft.com/office/word/2010/wordml" xmlns:w15="http://schemas.microsoft.com/office/word/2012/wordml" xmlns:w16cex="http://schemas.microsoft.com/office/word/2018/wordml/cex" xmlns:w16cid="http://schemas.microsoft.com/office/word/2016/wordml/cid" xmlns:w16="http://schemas.microsoft.com/office/word/2018/wordml" xmlns:w16se="http://schemas.microsoft.com/office/word/2015/wordml/symex" xmlns:wpg="http://schemas.microsoft.com/office/word/2010/wordprocessingGroup" xmlns:wpi="http://schemas.microsoft.com/office/word/2010/wordprocessingInk" xmlns:wne="http://schemas.microsoft.com/office/word/2006/wordml" xmlns:wps="http://schemas.microsoft.com/office/word/2010/wordprocessingShape" mc:Ignorable="w14 w15 w16se w16cid w16 w16cex wp14">
   <w:body>
     <w:p>
       <w:pPr>
@@ -93,7 +93,6 @@
     <w:p>
       <w:pPr>
         <w:spacing w:after="0" w:line="360" w:lineRule="auto"/>
-        <w:ind w:firstLine="709"/>
         <w:rPr>
           <w:rFonts w:ascii="Times New Roman" w:hAnsi="Times New Roman" w:cs="Times New Roman"/>
           <w:b/>
@@ -184,7 +183,6 @@
     <w:p>
       <w:pPr>
         <w:spacing w:after="0" w:line="360" w:lineRule="auto"/>
-        <w:ind w:firstLine="709"/>
         <w:rPr>
           <w:rFonts w:ascii="Times New Roman" w:hAnsi="Times New Roman" w:cs="Times New Roman"/>
           <w:b/>
@@ -287,7 +285,6 @@
     <w:p>
       <w:pPr>
         <w:spacing w:after="0" w:line="360" w:lineRule="auto"/>
-        <w:ind w:firstLine="709"/>
         <w:rPr>
           <w:rFonts w:ascii="Times New Roman" w:hAnsi="Times New Roman" w:cs="Times New Roman"/>
           <w:b/>
@@ -378,7 +375,6 @@
     <w:p>
       <w:pPr>
         <w:spacing w:after="0" w:line="360" w:lineRule="auto"/>
-        <w:ind w:firstLine="709"/>
         <w:rPr>
           <w:rFonts w:ascii="Times New Roman" w:hAnsi="Times New Roman" w:cs="Times New Roman"/>
           <w:b/>
@@ -481,7 +477,6 @@
     <w:p>
       <w:pPr>
         <w:spacing w:after="0" w:line="360" w:lineRule="auto"/>
-        <w:ind w:firstLine="709"/>
         <w:rPr>
           <w:rFonts w:ascii="Times New Roman" w:hAnsi="Times New Roman" w:cs="Times New Roman"/>
           <w:b/>
@@ -583,7 +578,6 @@
     <w:p>
       <w:pPr>
         <w:spacing w:after="0" w:line="360" w:lineRule="auto"/>
-        <w:ind w:firstLine="709"/>
         <w:rPr>
           <w:rFonts w:ascii="Times New Roman" w:hAnsi="Times New Roman" w:cs="Times New Roman"/>
           <w:b/>
@@ -707,7 +701,6 @@
     <w:p>
       <w:pPr>
         <w:spacing w:after="0" w:line="360" w:lineRule="auto"/>
-        <w:ind w:firstLine="709"/>
         <w:rPr>
           <w:rFonts w:ascii="Times New Roman" w:hAnsi="Times New Roman" w:cs="Times New Roman"/>
           <w:b/>
@@ -788,7 +781,6 @@
     <w:p>
       <w:pPr>
         <w:spacing w:after="0" w:line="360" w:lineRule="auto"/>
-        <w:ind w:firstLine="709"/>
         <w:rPr>
           <w:rFonts w:ascii="Times New Roman" w:hAnsi="Times New Roman" w:cs="Times New Roman"/>
           <w:b/>
@@ -900,6 +892,21 @@
           <w:szCs w:val="28"/>
         </w:rPr>
       </w:pPr>
+      <w:bookmarkStart w:id="0" w:name="_GoBack"/>
+      <w:bookmarkEnd w:id="0"/>
+    </w:p>
+    <w:p>
+      <w:pPr>
+        <w:spacing w:after="0" w:line="360" w:lineRule="auto"/>
+        <w:ind w:firstLine="709"/>
+        <w:rPr>
+          <w:rFonts w:ascii="Times New Roman" w:hAnsi="Times New Roman" w:cs="Times New Roman"/>
+          <w:b/>
+          <w:bCs/>
+          <w:sz w:val="28"/>
+          <w:szCs w:val="28"/>
+        </w:rPr>
+      </w:pPr>
     </w:p>
     <w:sectPr>
       <w:pgSz w:w="11906" w:h="16838"/>
@@ -912,7 +919,7 @@
 </file>
 
 <file path=word/styles.xml><?xml version="1.0" encoding="utf-8"?>
-<w:styles xmlns:mc="http://schemas.openxmlformats.org/markup-compatibility/2006" xmlns:r="http://schemas.openxmlformats.org/officeDocument/2006/relationships" xmlns:w="http://schemas.openxmlformats.org/wordprocessingml/2006/main" xmlns:w14="http://schemas.microsoft.com/office/word/2010/wordml" xmlns:w15="http://schemas.microsoft.com/office/word/2012/wordml" xmlns:w16cex="http://schemas.microsoft.com/office/word/2018/wordml/cex" xmlns:w16cid="http://schemas.microsoft.com/office/word/2016/wordml/cid" xmlns:w16="http://schemas.microsoft.com/office/word/2018/wordml" xmlns:w16sdtdh="http://schemas.microsoft.com/office/word/2020/wordml/sdtdatahash" xmlns:w16se="http://schemas.microsoft.com/office/word/2015/wordml/symex" mc:Ignorable="w14 w15 w16se w16cid w16 w16cex w16sdtdh">
+<w:styles xmlns:mc="http://schemas.openxmlformats.org/markup-compatibility/2006" xmlns:r="http://schemas.openxmlformats.org/officeDocument/2006/relationships" xmlns:w="http://schemas.openxmlformats.org/wordprocessingml/2006/main" xmlns:w14="http://schemas.microsoft.com/office/word/2010/wordml" xmlns:w15="http://schemas.microsoft.com/office/word/2012/wordml" xmlns:w16cex="http://schemas.microsoft.com/office/word/2018/wordml/cex" xmlns:w16cid="http://schemas.microsoft.com/office/word/2016/wordml/cid" xmlns:w16="http://schemas.microsoft.com/office/word/2018/wordml" xmlns:w16se="http://schemas.microsoft.com/office/word/2015/wordml/symex" mc:Ignorable="w14 w15 w16se w16cid w16 w16cex">
   <w:docDefaults>
     <w:rPrDefault>
       <w:rPr>

--- a/6 Управление IT-проектами (Цветкова Ирина Николаевна)/Отчет по 3 лр.docx
+++ b/6 Управление IT-проектами (Цветкова Ирина Николаевна)/Отчет по 3 лр.docx
@@ -892,21 +892,132 @@
           <w:szCs w:val="28"/>
         </w:rPr>
       </w:pPr>
+      <w:r>
+        <w:rPr>
+          <w:rFonts w:ascii="Times New Roman" w:hAnsi="Times New Roman" w:cs="Times New Roman"/>
+          <w:b/>
+          <w:bCs/>
+          <w:sz w:val="28"/>
+          <w:szCs w:val="28"/>
+        </w:rPr>
+        <w:drawing>
+          <wp:inline distT="0" distB="0" distL="0" distR="0" wp14:anchorId="6F36DE9B" wp14:editId="6CE0BDFB">
+            <wp:extent cx="5940425" cy="2783205"/>
+            <wp:effectExtent l="0" t="0" r="3175" b="0"/>
+            <wp:docPr id="3" name="Рисунок 3"/>
+            <wp:cNvGraphicFramePr>
+              <a:graphicFrameLocks xmlns:a="http://schemas.openxmlformats.org/drawingml/2006/main" noChangeAspect="1"/>
+            </wp:cNvGraphicFramePr>
+            <a:graphic xmlns:a="http://schemas.openxmlformats.org/drawingml/2006/main">
+              <a:graphicData uri="http://schemas.openxmlformats.org/drawingml/2006/picture">
+                <pic:pic xmlns:pic="http://schemas.openxmlformats.org/drawingml/2006/picture">
+                  <pic:nvPicPr>
+                    <pic:cNvPr id="1" name=""/>
+                    <pic:cNvPicPr/>
+                  </pic:nvPicPr>
+                  <pic:blipFill>
+                    <a:blip r:embed="rId12"/>
+                    <a:stretch>
+                      <a:fillRect/>
+                    </a:stretch>
+                  </pic:blipFill>
+                  <pic:spPr>
+                    <a:xfrm>
+                      <a:off x="0" y="0"/>
+                      <a:ext cx="5940425" cy="2783205"/>
+                    </a:xfrm>
+                    <a:prstGeom prst="rect">
+                      <a:avLst/>
+                    </a:prstGeom>
+                  </pic:spPr>
+                </pic:pic>
+              </a:graphicData>
+            </a:graphic>
+          </wp:inline>
+        </w:drawing>
+      </w:r>
+    </w:p>
+    <w:p>
+      <w:pPr>
+        <w:spacing w:after="0" w:line="360" w:lineRule="auto"/>
+        <w:ind w:firstLine="709"/>
+        <w:rPr>
+          <w:rFonts w:ascii="Times New Roman" w:hAnsi="Times New Roman" w:cs="Times New Roman"/>
+          <w:b/>
+          <w:bCs/>
+          <w:sz w:val="28"/>
+          <w:szCs w:val="28"/>
+        </w:rPr>
+      </w:pPr>
+      <w:r>
+        <w:rPr>
+          <w:rFonts w:ascii="Times New Roman" w:hAnsi="Times New Roman" w:cs="Times New Roman"/>
+          <w:b/>
+          <w:bCs/>
+          <w:sz w:val="28"/>
+          <w:szCs w:val="28"/>
+        </w:rPr>
+        <w:t>Способ 5 — Перенос части трудозатрат в сверхурочные</w:t>
+      </w:r>
+    </w:p>
+    <w:p>
+      <w:pPr>
+        <w:spacing w:after="0" w:line="360" w:lineRule="auto"/>
+        <w:ind w:firstLine="709"/>
+        <w:rPr>
+          <w:rFonts w:ascii="Times New Roman" w:hAnsi="Times New Roman" w:cs="Times New Roman"/>
+          <w:b/>
+          <w:bCs/>
+          <w:sz w:val="28"/>
+          <w:szCs w:val="28"/>
+        </w:rPr>
+      </w:pPr>
+      <w:r>
+        <w:rPr>
+          <w:rFonts w:ascii="Times New Roman" w:hAnsi="Times New Roman" w:cs="Times New Roman"/>
+          <w:b/>
+          <w:bCs/>
+          <w:sz w:val="28"/>
+          <w:szCs w:val="28"/>
+        </w:rPr>
+        <w:drawing>
+          <wp:inline distT="0" distB="0" distL="0" distR="0" wp14:anchorId="41E954B9" wp14:editId="0D770034">
+            <wp:extent cx="5940425" cy="5387340"/>
+            <wp:effectExtent l="0" t="0" r="3175" b="3810"/>
+            <wp:docPr id="9" name="Рисунок 9"/>
+            <wp:cNvGraphicFramePr>
+              <a:graphicFrameLocks xmlns:a="http://schemas.openxmlformats.org/drawingml/2006/main" noChangeAspect="1"/>
+            </wp:cNvGraphicFramePr>
+            <a:graphic xmlns:a="http://schemas.openxmlformats.org/drawingml/2006/main">
+              <a:graphicData uri="http://schemas.openxmlformats.org/drawingml/2006/picture">
+                <pic:pic xmlns:pic="http://schemas.openxmlformats.org/drawingml/2006/picture">
+                  <pic:nvPicPr>
+                    <pic:cNvPr id="1" name=""/>
+                    <pic:cNvPicPr/>
+                  </pic:nvPicPr>
+                  <pic:blipFill>
+                    <a:blip r:embed="rId13"/>
+                    <a:stretch>
+                      <a:fillRect/>
+                    </a:stretch>
+                  </pic:blipFill>
+                  <pic:spPr>
+                    <a:xfrm>
+                      <a:off x="0" y="0"/>
+                      <a:ext cx="5940425" cy="5387340"/>
+                    </a:xfrm>
+                    <a:prstGeom prst="rect">
+                      <a:avLst/>
+                    </a:prstGeom>
+                  </pic:spPr>
+                </pic:pic>
+              </a:graphicData>
+            </a:graphic>
+          </wp:inline>
+        </w:drawing>
+      </w:r>
       <w:bookmarkStart w:id="0" w:name="_GoBack"/>
       <w:bookmarkEnd w:id="0"/>
-    </w:p>
-    <w:p>
-      <w:pPr>
-        <w:spacing w:after="0" w:line="360" w:lineRule="auto"/>
-        <w:ind w:firstLine="709"/>
-        <w:rPr>
-          <w:rFonts w:ascii="Times New Roman" w:hAnsi="Times New Roman" w:cs="Times New Roman"/>
-          <w:b/>
-          <w:bCs/>
-          <w:sz w:val="28"/>
-          <w:szCs w:val="28"/>
-        </w:rPr>
-      </w:pPr>
     </w:p>
     <w:sectPr>
       <w:pgSz w:w="11906" w:h="16838"/>
